--- a/Технології створення програмних продуктів/НУХТ/Готово/Кравченко_П.docx
+++ b/Технології створення програмних продуктів/НУХТ/Готово/Кравченко_П.docx
@@ -28,7 +28,7 @@
         <w:pStyle w:val="UserStyle_0"/>
       </w:pPr>
       <w:r>
-        <w:t>П. Кравченко, О.В. Кравченко</w:t>
+        <w:t>П.О. Кравченко, О.В. Кравченко</w:t>
       </w:r>
     </w:p>
     <w:p>
